--- a/Minecraft杯模拟赛Ⅵ/魔法面包/《魔法面包》备忘.docx
+++ b/Minecraft杯模拟赛Ⅵ/魔法面包/《魔法面包》备忘.docx
@@ -135,7 +135,7 @@
         <w:ind w:firstLine="420" w:firstLineChars="0"/>
         <w:jc w:val="both"/>
         <w:rPr>
-          <w:rFonts w:hint="eastAsia"/>
+          <w:rFonts w:hint="default"/>
           <w:b w:val="0"/>
           <w:bCs w:val="0"/>
           <w:sz w:val="21"/>
@@ -176,74 +176,35 @@
           <w:szCs w:val="21"/>
           <w:lang w:eastAsia="zh-CN"/>
         </w:rPr>
-        <w:t>倍增</w:t>
-      </w:r>
-      <w:r>
-        <w:rPr>
-          <w:rFonts w:hint="default"/>
-          <w:b w:val="0"/>
-          <w:bCs w:val="0"/>
-          <w:sz w:val="21"/>
-          <w:szCs w:val="21"/>
-          <w:lang w:eastAsia="zh-CN"/>
-        </w:rPr>
-        <w:t>求出最长的长度</w:t>
-      </w:r>
-      <w:r>
-        <w:rPr>
-          <w:rFonts w:hint="default"/>
-          <w:b w:val="0"/>
-          <w:bCs w:val="0"/>
-          <w:sz w:val="21"/>
-          <w:szCs w:val="21"/>
-          <w:lang w:eastAsia="zh-CN"/>
-        </w:rPr>
-        <w:t>，每个节点维护从fail树的根到此为止len</w:t>
-      </w:r>
-      <w:r>
-        <w:rPr>
-          <w:rFonts w:hint="default"/>
-          <w:b w:val="0"/>
-          <w:bCs w:val="0"/>
-          <w:sz w:val="21"/>
-          <w:szCs w:val="21"/>
-          <w:lang w:eastAsia="zh-CN"/>
-        </w:rPr>
-        <w:t>被</w:t>
-      </w:r>
-      <w:r>
-        <w:rPr>
-          <w:rFonts w:hint="default"/>
-          <w:b w:val="0"/>
-          <w:bCs w:val="0"/>
-          <w:sz w:val="21"/>
-          <w:szCs w:val="21"/>
-          <w:lang w:eastAsia="zh-CN"/>
-        </w:rPr>
-        <w:t>k</w:t>
-      </w:r>
-      <w:r>
-        <w:rPr>
-          <w:rFonts w:hint="default"/>
-          <w:b w:val="0"/>
-          <w:bCs w:val="0"/>
-          <w:sz w:val="21"/>
-          <w:szCs w:val="21"/>
-          <w:lang w:eastAsia="zh-CN"/>
-        </w:rPr>
-        <w:t>整除</w:t>
-      </w:r>
-      <w:r>
-        <w:rPr>
-          <w:rFonts w:hint="default"/>
-          <w:b w:val="0"/>
-          <w:bCs w:val="0"/>
-          <w:sz w:val="21"/>
-          <w:szCs w:val="21"/>
-          <w:lang w:eastAsia="zh-CN"/>
-        </w:rPr>
-        <w:t>的节点个数。</w:t>
-      </w:r>
+        <w:t>倍增求出最长的长度，每个节点维护从fail树的根到此为止len被k整除的节点个数。</w:t>
+      </w:r>
+    </w:p>
+    <w:p>
+      <w:pPr>
+        <w:ind w:firstLine="420" w:firstLineChars="0"/>
+        <w:jc w:val="both"/>
+        <w:rPr>
+          <w:rFonts w:hint="eastAsia"/>
+          <w:b w:val="0"/>
+          <w:bCs w:val="0"/>
+          <w:sz w:val="21"/>
+          <w:szCs w:val="21"/>
+          <w:lang w:eastAsia="zh-CN"/>
+        </w:rPr>
+      </w:pPr>
+      <w:r>
+        <w:rPr>
+          <w:rFonts w:hint="default"/>
+          <w:b w:val="0"/>
+          <w:bCs w:val="0"/>
+          <w:sz w:val="21"/>
+          <w:szCs w:val="21"/>
+          <w:lang w:eastAsia="zh-CN"/>
+        </w:rPr>
+        <w:t>--增加难度，发现原题数据范围能被二分哈希水过去，发现回文自动机可以省掉log，N增加到100w。</w:t>
+      </w:r>
+      <w:bookmarkStart w:id="0" w:name="_GoBack"/>
+      <w:bookmarkEnd w:id="0"/>
     </w:p>
     <w:p>
       <w:pPr>
@@ -319,16 +280,7 @@
           <w:szCs w:val="21"/>
           <w:lang w:eastAsia="zh-CN"/>
         </w:rPr>
-        <w:t>对于非循环部分，构造回文自动机，通过fail树上动态加叶子来维护，</w:t>
-      </w:r>
-      <w:r>
-        <w:rPr>
-          <w:rFonts w:hint="default"/>
-          <w:sz w:val="21"/>
-          <w:szCs w:val="21"/>
-          <w:lang w:eastAsia="zh-CN"/>
-        </w:rPr>
-        <w:t>若对于当前的k不满</w:t>
+        <w:t>对于非循环部分，构造回文自动机，通过fail树上动态加叶子来维护，若对于当前的k不满</w:t>
       </w:r>
     </w:p>
     <w:p>
@@ -385,7 +337,43 @@
           <w:szCs w:val="21"/>
           <w:lang w:eastAsia="zh-CN"/>
         </w:rPr>
-        <w:t>动态分配数组大小</w:t>
+        <w:t>动态分配数组大小（因为k开不大，意义不大）（调用函数访问，不存指针），无修的部分直接链上去（哪来的无修部分......）。</w:t>
+      </w:r>
+      <w:r>
+        <w:rPr>
+          <w:rFonts w:hint="default"/>
+          <w:strike w:val="0"/>
+          <w:dstrike w:val="0"/>
+          <w:sz w:val="21"/>
+          <w:szCs w:val="21"/>
+          <w:lang w:eastAsia="zh-CN"/>
+        </w:rPr>
+        <w:t>（发现算法有问题，白存了一堆东西）</w:t>
+      </w:r>
+    </w:p>
+    <w:p>
+      <w:pPr>
+        <w:ind w:firstLine="420" w:firstLineChars="0"/>
+        <w:jc w:val="both"/>
+        <w:rPr>
+          <w:rFonts w:hint="default"/>
+          <w:strike w:val="0"/>
+          <w:dstrike w:val="0"/>
+          <w:sz w:val="21"/>
+          <w:szCs w:val="21"/>
+          <w:lang w:eastAsia="zh-CN"/>
+        </w:rPr>
+      </w:pPr>
+      <w:r>
+        <w:rPr>
+          <w:rFonts w:hint="default"/>
+          <w:strike w:val="0"/>
+          <w:dstrike w:val="0"/>
+          <w:sz w:val="21"/>
+          <w:szCs w:val="21"/>
+          <w:lang w:eastAsia="zh-CN"/>
+        </w:rPr>
+        <w:t>10W *21的数组存答案8.4M，10W*2的节点每个节点（3个指针，1个len，1个h，17的倍增指针，21的数组表示长度被i整除的数的数量 共252byte）约48M，great</w:t>
       </w:r>
       <w:r>
         <w:rPr>
@@ -396,18 +384,7 @@
           <w:szCs w:val="21"/>
           <w:lang w:eastAsia="zh-CN"/>
         </w:rPr>
-        <w:t>（因为k开不大，意义不大）（调用函数访问，不存指针），</w:t>
-      </w:r>
-      <w:r>
-        <w:rPr>
-          <w:rFonts w:hint="default"/>
-          <w:strike/>
-          <w:dstrike w:val="0"/>
-          <w:sz w:val="21"/>
-          <w:szCs w:val="21"/>
-          <w:lang w:eastAsia="zh-CN"/>
-        </w:rPr>
-        <w:t>无修的部分直接链上去（哪来的无修部分......）。</w:t>
+        <w:t>er</w:t>
       </w:r>
       <w:r>
         <w:rPr>
@@ -418,7 +395,7 @@
           <w:szCs w:val="21"/>
           <w:lang w:eastAsia="zh-CN"/>
         </w:rPr>
-        <w:t>（发现算法有问题，白存了一堆东西）</w:t>
+        <w:t>！。</w:t>
       </w:r>
     </w:p>
     <w:p>
@@ -443,11 +420,16 @@
           <w:szCs w:val="21"/>
           <w:lang w:eastAsia="zh-CN"/>
         </w:rPr>
-        <w:t>10W *21的数组存答案8.4M，10W*2的节点每个节点（3个指针，1个len，1个h，17的倍增指针，21的数组表示长度被i整除的数的数量 共252</w:t>
-      </w:r>
-      <w:bookmarkStart w:id="0" w:name="_GoBack"/>
-      <w:bookmarkEnd w:id="0"/>
-      <w:r>
+        <w:t>空间复杂度O(nlogn + nk)</w:t>
+      </w:r>
+    </w:p>
+    <w:p>
+      <w:pPr>
+        <w:pBdr>
+          <w:bottom w:val="dotted" w:color="auto" w:sz="24" w:space="0"/>
+        </w:pBdr>
+        <w:ind w:firstLine="420" w:firstLineChars="0"/>
+        <w:jc w:val="both"/>
         <w:rPr>
           <w:rFonts w:hint="default"/>
           <w:strike w:val="0"/>
@@ -456,19 +438,7 @@
           <w:szCs w:val="21"/>
           <w:lang w:eastAsia="zh-CN"/>
         </w:rPr>
-        <w:t>byte）约48M，great</w:t>
-      </w:r>
-      <w:r>
-        <w:rPr>
-          <w:rFonts w:hint="default"/>
-          <w:strike/>
-          <w:dstrike w:val="0"/>
-          <w:sz w:val="21"/>
-          <w:szCs w:val="21"/>
-          <w:lang w:eastAsia="zh-CN"/>
-        </w:rPr>
-        <w:t>er</w:t>
-      </w:r>
+      </w:pPr>
       <w:r>
         <w:rPr>
           <w:rFonts w:hint="default"/>
@@ -478,7 +448,7 @@
           <w:szCs w:val="21"/>
           <w:lang w:eastAsia="zh-CN"/>
         </w:rPr>
-        <w:t>！。</w:t>
+        <w:t>时间复杂度O(nklogn)</w:t>
       </w:r>
     </w:p>
     <w:p>
@@ -486,7 +456,7 @@
         <w:ind w:firstLine="420" w:firstLineChars="0"/>
         <w:jc w:val="both"/>
         <w:rPr>
-          <w:rFonts w:hint="default"/>
+          <w:rFonts w:hint="eastAsia"/>
           <w:strike w:val="0"/>
           <w:dstrike w:val="0"/>
           <w:sz w:val="21"/>
@@ -503,32 +473,7 @@
           <w:szCs w:val="21"/>
           <w:lang w:eastAsia="zh-CN"/>
         </w:rPr>
-        <w:t>空间复杂度O(nlogn + nk)</w:t>
-      </w:r>
-    </w:p>
-    <w:p>
-      <w:pPr>
-        <w:ind w:firstLine="420" w:firstLineChars="0"/>
-        <w:jc w:val="both"/>
-        <w:rPr>
-          <w:rFonts w:hint="eastAsia"/>
-          <w:strike w:val="0"/>
-          <w:dstrike w:val="0"/>
-          <w:sz w:val="21"/>
-          <w:szCs w:val="21"/>
-          <w:lang w:eastAsia="zh-CN"/>
-        </w:rPr>
-      </w:pPr>
-      <w:r>
-        <w:rPr>
-          <w:rFonts w:hint="default"/>
-          <w:strike w:val="0"/>
-          <w:dstrike w:val="0"/>
-          <w:sz w:val="21"/>
-          <w:szCs w:val="21"/>
-          <w:lang w:eastAsia="zh-CN"/>
-        </w:rPr>
-        <w:t>时间复杂度O(nklogn)</w:t>
+        <w:t>发现不需要倍增，可以直接记录k个指针，表示满足条件的最长长度，然后时间复杂度可以节省一个log，空间常数、时间常数也少许下降。</w:t>
       </w:r>
     </w:p>
     <w:p>
@@ -1366,7 +1311,6 @@
     </a:fmtScheme>
   </a:themeElements>
   <a:objectDefaults/>
-  <a:extraClrSchemeLst/>
 </a:theme>
 </file>
 
